--- a/module-1/Shrestha-Assignment1_2.docx
+++ b/module-1/Shrestha-Assignment1_2.docx
@@ -123,6 +123,7 @@
         <w:rPr>
           <w:rStyle w:val="Strong"/>
           <w:rFonts w:ascii="Calibri" w:hAnsi="Calibri" w:cs="Calibri"/>
+          <w:noProof/>
         </w:rPr>
         <w:drawing>
           <wp:inline distT="0" distB="0" distL="0" distR="0" wp14:anchorId="247A9F8F" wp14:editId="0F480519">
@@ -199,6 +200,9 @@
         </w:rPr>
       </w:pPr>
       <w:r>
+        <w:rPr>
+          <w:noProof/>
+        </w:rPr>
         <w:drawing>
           <wp:inline distT="0" distB="0" distL="0" distR="0" wp14:anchorId="4DBA63C6" wp14:editId="078B9D8B">
             <wp:extent cx="6189985" cy="1414145"/>
@@ -277,6 +281,47 @@
           <w:color w:val="0070C0"/>
         </w:rPr>
       </w:pPr>
+      <w:r>
+        <w:rPr>
+          <w:rFonts w:ascii="Calibri" w:hAnsi="Calibri" w:cs="Calibri"/>
+          <w:color w:val="0070C0"/>
+        </w:rPr>
+        <w:drawing>
+          <wp:inline distT="0" distB="0" distL="0" distR="0" wp14:anchorId="3F223E79" wp14:editId="0B95D980">
+            <wp:extent cx="6792956" cy="2353586"/>
+            <wp:effectExtent l="0" t="0" r="8255" b="8890"/>
+            <wp:docPr id="1568828287" name="Picture 1"/>
+            <wp:cNvGraphicFramePr>
+              <a:graphicFrameLocks xmlns:a="http://schemas.openxmlformats.org/drawingml/2006/main" noChangeAspect="1"/>
+            </wp:cNvGraphicFramePr>
+            <a:graphic xmlns:a="http://schemas.openxmlformats.org/drawingml/2006/main">
+              <a:graphicData uri="http://schemas.openxmlformats.org/drawingml/2006/picture">
+                <pic:pic xmlns:pic="http://schemas.openxmlformats.org/drawingml/2006/picture">
+                  <pic:nvPicPr>
+                    <pic:cNvPr id="1568828287" name=""/>
+                    <pic:cNvPicPr/>
+                  </pic:nvPicPr>
+                  <pic:blipFill>
+                    <a:blip r:embed="rId7"/>
+                    <a:stretch>
+                      <a:fillRect/>
+                    </a:stretch>
+                  </pic:blipFill>
+                  <pic:spPr>
+                    <a:xfrm>
+                      <a:off x="0" y="0"/>
+                      <a:ext cx="6800501" cy="2356200"/>
+                    </a:xfrm>
+                    <a:prstGeom prst="rect">
+                      <a:avLst/>
+                    </a:prstGeom>
+                  </pic:spPr>
+                </pic:pic>
+              </a:graphicData>
+            </a:graphic>
+          </wp:inline>
+        </w:drawing>
+      </w:r>
     </w:p>
     <w:p>
       <w:pPr>
